--- a/courseware/LP-Certified Lean Six Sigma Black Belt (CLSSBB) Training.docx
+++ b/courseware/LP-Certified Lean Six Sigma Black Belt (CLSSBB) Training.docx
@@ -179,7 +179,7 @@
           <w:color w:val="1F6FEB"/>
           <w:sz w:val="24"/>
         </w:rPr>
-        <w:t>Version 3</w:t>
+        <w:t>Version 4</w:t>
       </w:r>
     </w:p>
     <w:p>
@@ -366,7 +366,7 @@
               <w:rPr>
                 <w:sz w:val="19"/>
               </w:rPr>
-              <w:t>20 July 2026</w:t>
+              <w:t>23 September 2026</w:t>
             </w:r>
           </w:p>
         </w:tc>
@@ -424,7 +424,7 @@
               <w:rPr>
                 <w:sz w:val="19"/>
               </w:rPr>
-              <w:t>20 July 2026</w:t>
+              <w:t>23 September 2026</w:t>
             </w:r>
           </w:p>
         </w:tc>
@@ -439,6 +439,64 @@
                 <w:sz w:val="19"/>
               </w:rPr>
               <w:t>Corrected the assessment model to match the registered WSQ instrument: the assessment is the Written Assessment (WA) Short-Answer Questions plus the Case Study (CS), both open book. The capstone project and steering committee presentation are retained as an ADDITIONAL course deliverable on top of the WSQ assessment, not as a replacement for it. Added the online SIPOC tool (alfredang.github.io/sipoc) to the toolkit, Lab 6 and the Define slides.</w:t>
+            </w:r>
+          </w:p>
+        </w:tc>
+        <w:tc>
+          <w:tcPr>
+            <w:tcW w:type="dxa" w:w="2160"/>
+          </w:tcPr>
+          <w:p>
+            <w:r/>
+            <w:r>
+              <w:rPr>
+                <w:sz w:val="19"/>
+              </w:rPr>
+              <w:t>Dr. Alfred Ang</w:t>
+            </w:r>
+          </w:p>
+        </w:tc>
+      </w:tr>
+      <w:tr>
+        <w:tc>
+          <w:tcPr>
+            <w:tcW w:type="dxa" w:w="2160"/>
+          </w:tcPr>
+          <w:p>
+            <w:r/>
+            <w:r>
+              <w:rPr>
+                <w:sz w:val="19"/>
+              </w:rPr>
+              <w:t>3</w:t>
+            </w:r>
+          </w:p>
+        </w:tc>
+        <w:tc>
+          <w:tcPr>
+            <w:tcW w:type="dxa" w:w="2160"/>
+          </w:tcPr>
+          <w:p>
+            <w:r/>
+            <w:r>
+              <w:rPr>
+                <w:sz w:val="19"/>
+              </w:rPr>
+              <w:t>23 September 2026</w:t>
+            </w:r>
+          </w:p>
+        </w:tc>
+        <w:tc>
+          <w:tcPr>
+            <w:tcW w:type="dxa" w:w="2160"/>
+          </w:tcPr>
+          <w:p>
+            <w:r/>
+            <w:r>
+              <w:rPr>
+                <w:sz w:val="19"/>
+              </w:rPr>
+              <w:t>Hands-on lab data release. Every lab now has its OWN folder under labs/ containing the worksheet and an Excel workbook: 20 labs carry simulated process datasets and 14 carry structured templates. All data describes one running process (the Meridian Medical Devices seal-weld line), so figures reconcile across labs — baseline Ppk 0.62 in Lab 14, the proven Xs in Labs 18-21, the DOE optimum in Labs 23-25, improved Ppk 1.40 in Lab 27 and the SGD 487,000 benefit in Lab 30 against the SGD 812,000 COPQ chartered in Lab 1. Every workbook opens on a Data Dictionary sheet. The Lesson Plan adds a Lab Data Files and Materials table so the trainer can set the room up before the session.</w:t>
             </w:r>
           </w:p>
         </w:tc>
@@ -492,7 +550,7 @@
         </w:rPr>
         <w:t>Course Information</w:t>
         <w:tab/>
-        <w:t>5</w:t>
+        <w:t>4</w:t>
       </w:r>
     </w:p>
     <w:p>
@@ -511,7 +569,7 @@
         </w:rPr>
         <w:t>Learning Outcomes</w:t>
         <w:tab/>
-        <w:t>5</w:t>
+        <w:t>4</w:t>
       </w:r>
     </w:p>
     <w:p>
@@ -530,7 +588,7 @@
         </w:rPr>
         <w:t>Assessment</w:t>
         <w:tab/>
-        <w:t>5</w:t>
+        <w:t>4</w:t>
       </w:r>
     </w:p>
     <w:p>
@@ -549,7 +607,7 @@
         </w:rPr>
         <w:t>Course Schedule</w:t>
         <w:tab/>
-        <w:t>6</w:t>
+        <w:t>4</w:t>
       </w:r>
     </w:p>
     <w:p>
@@ -569,7 +627,7 @@
         </w:rPr>
         <w:t>Day 1 — The Black Belt role, portfolio selection, capstone chartering and Define</w:t>
         <w:tab/>
-        <w:t>6</w:t>
+        <w:t>4</w:t>
       </w:r>
     </w:p>
     <w:p>
@@ -589,7 +647,7 @@
         </w:rPr>
         <w:t>Day 2 — Measure — advanced measurement systems, attribute MSA and capability</w:t>
         <w:tab/>
-        <w:t>7</w:t>
+        <w:t>4</w:t>
       </w:r>
     </w:p>
     <w:p>
@@ -609,7 +667,7 @@
         </w:rPr>
         <w:t>Day 3 — Analyze — multiple regression, ANOVA, non-parametric and multi-vari</w:t>
         <w:tab/>
-        <w:t>8</w:t>
+        <w:t>4</w:t>
       </w:r>
     </w:p>
     <w:p>
@@ -629,7 +687,7 @@
         </w:rPr>
         <w:t>Day 4 — Improve and Control — DOE, RSM and advanced SPC</w:t>
         <w:tab/>
-        <w:t>9</w:t>
+        <w:t>4</w:t>
       </w:r>
     </w:p>
     <w:p>
@@ -649,7 +707,7 @@
         </w:rPr>
         <w:t>Day 5 — Capstone project consolidation and steering committee presentation</w:t>
         <w:tab/>
-        <w:t>10</w:t>
+        <w:t>4</w:t>
       </w:r>
     </w:p>
     <w:p>
@@ -668,7 +726,26 @@
         </w:rPr>
         <w:t>Lab Reference (aligned to the DMAIC phases)</w:t>
         <w:tab/>
-        <w:t>11</w:t>
+        <w:t>4</w:t>
+      </w:r>
+    </w:p>
+    <w:p>
+      <w:pPr>
+        <w:tabs>
+          <w:tab w:pos="9072" w:val="right" w:leader="dot"/>
+        </w:tabs>
+        <w:spacing w:after="60"/>
+      </w:pPr>
+      <w:r>
+        <w:rPr>
+          <w:rFonts w:ascii="Arial" w:hAnsi="Arial"/>
+          <w:b/>
+          <w:color w:val="333333"/>
+          <w:sz w:val="22"/>
+        </w:rPr>
+        <w:t>Lab Data Files and Materials</w:t>
+        <w:tab/>
+        <w:t>1</w:t>
       </w:r>
     </w:p>
     <w:p>
@@ -4776,6 +4853,2355 @@
                 <w:sz w:val="19"/>
               </w:rPr>
               <w:t>Lab 31, Lab 32, Lab 33, Lab 34</w:t>
+            </w:r>
+          </w:p>
+        </w:tc>
+      </w:tr>
+    </w:tbl>
+    <w:p>
+      <w:r>
+        <w:br w:type="page"/>
+      </w:r>
+    </w:p>
+    <w:p>
+      <w:pPr>
+        <w:pStyle w:val="Heading1"/>
+      </w:pPr>
+      <w:r>
+        <w:t>Lab Data Files and Materials</w:t>
+      </w:r>
+    </w:p>
+    <w:p>
+      <w:r>
+        <w:t>Every lab folder under labs/ contains the worksheet (README.md) and the Excel workbook listed below. Datasets carry simulated process data for analysis; templates are blank structured forms the learner completes. All workbooks open on a Data Dictionary sheet defining each column, its unit and the specification limits. Learners are encouraged to substitute their own workplace data wherever they can obtain it.</w:t>
+      </w:r>
+    </w:p>
+    <w:tbl>
+      <w:tblPr>
+        <w:tblStyle w:val="TableGrid"/>
+        <w:tblW w:type="auto" w:w="0"/>
+        <w:tblLook w:firstColumn="1" w:firstRow="1" w:lastColumn="0" w:lastRow="0" w:noHBand="0" w:noVBand="1" w:val="04A0"/>
+      </w:tblPr>
+      <w:tblGrid>
+        <w:gridCol w:w="2160"/>
+        <w:gridCol w:w="2160"/>
+        <w:gridCol w:w="2160"/>
+        <w:gridCol w:w="2160"/>
+      </w:tblGrid>
+      <w:tr>
+        <w:tc>
+          <w:tcPr>
+            <w:tcW w:type="dxa" w:w="2160"/>
+            <w:shd w:val="clear" w:color="auto" w:fill="1F6FEB"/>
+          </w:tcPr>
+          <w:p>
+            <w:r/>
+            <w:r>
+              <w:rPr>
+                <w:rFonts w:ascii="Arial" w:hAnsi="Arial"/>
+                <w:b/>
+                <w:color w:val="FFFFFF"/>
+                <w:sz w:val="18"/>
+              </w:rPr>
+              <w:t>Lab</w:t>
+            </w:r>
+          </w:p>
+        </w:tc>
+        <w:tc>
+          <w:tcPr>
+            <w:tcW w:type="dxa" w:w="2160"/>
+            <w:shd w:val="clear" w:color="auto" w:fill="1F6FEB"/>
+          </w:tcPr>
+          <w:p>
+            <w:r/>
+            <w:r>
+              <w:rPr>
+                <w:rFonts w:ascii="Arial" w:hAnsi="Arial"/>
+                <w:b/>
+                <w:color w:val="FFFFFF"/>
+                <w:sz w:val="18"/>
+              </w:rPr>
+              <w:t>Workbook</w:t>
+            </w:r>
+          </w:p>
+        </w:tc>
+        <w:tc>
+          <w:tcPr>
+            <w:tcW w:type="dxa" w:w="2160"/>
+            <w:shd w:val="clear" w:color="auto" w:fill="1F6FEB"/>
+          </w:tcPr>
+          <w:p>
+            <w:r/>
+            <w:r>
+              <w:rPr>
+                <w:rFonts w:ascii="Arial" w:hAnsi="Arial"/>
+                <w:b/>
+                <w:color w:val="FFFFFF"/>
+                <w:sz w:val="18"/>
+              </w:rPr>
+              <w:t>Type</w:t>
+            </w:r>
+          </w:p>
+        </w:tc>
+        <w:tc>
+          <w:tcPr>
+            <w:tcW w:type="dxa" w:w="2160"/>
+            <w:shd w:val="clear" w:color="auto" w:fill="1F6FEB"/>
+          </w:tcPr>
+          <w:p>
+            <w:r/>
+            <w:r>
+              <w:rPr>
+                <w:rFonts w:ascii="Arial" w:hAnsi="Arial"/>
+                <w:b/>
+                <w:color w:val="FFFFFF"/>
+                <w:sz w:val="18"/>
+              </w:rPr>
+              <w:t>What it contains</w:t>
+            </w:r>
+          </w:p>
+        </w:tc>
+      </w:tr>
+      <w:tr>
+        <w:tc>
+          <w:tcPr>
+            <w:tcW w:type="dxa" w:w="2160"/>
+          </w:tcPr>
+          <w:p>
+            <w:r/>
+            <w:r>
+              <w:rPr>
+                <w:rFonts w:ascii="Arial" w:hAnsi="Arial"/>
+                <w:b/>
+                <w:sz w:val="17"/>
+              </w:rPr>
+              <w:t>Lab 1</w:t>
+            </w:r>
+          </w:p>
+        </w:tc>
+        <w:tc>
+          <w:tcPr>
+            <w:tcW w:type="dxa" w:w="2160"/>
+          </w:tcPr>
+          <w:p>
+            <w:r/>
+            <w:r>
+              <w:rPr>
+                <w:rFonts w:ascii="Arial" w:hAnsi="Arial"/>
+                <w:b w:val="0"/>
+                <w:sz w:val="17"/>
+              </w:rPr>
+              <w:t>lab-01-project-selection-and-charter.xlsx</w:t>
+            </w:r>
+          </w:p>
+        </w:tc>
+        <w:tc>
+          <w:tcPr>
+            <w:tcW w:type="dxa" w:w="2160"/>
+          </w:tcPr>
+          <w:p>
+            <w:r/>
+            <w:r>
+              <w:rPr>
+                <w:rFonts w:ascii="Arial" w:hAnsi="Arial"/>
+                <w:b w:val="0"/>
+                <w:sz w:val="17"/>
+              </w:rPr>
+              <w:t>Template</w:t>
+            </w:r>
+          </w:p>
+        </w:tc>
+        <w:tc>
+          <w:tcPr>
+            <w:tcW w:type="dxa" w:w="2160"/>
+          </w:tcPr>
+          <w:p>
+            <w:r/>
+            <w:r>
+              <w:rPr>
+                <w:rFonts w:ascii="Arial" w:hAnsi="Arial"/>
+                <w:b w:val="0"/>
+                <w:sz w:val="17"/>
+              </w:rPr>
+              <w:t>A project selection matrix pre-loaded with six candidate projects, and a blank charter form.</w:t>
+            </w:r>
+          </w:p>
+        </w:tc>
+      </w:tr>
+      <w:tr>
+        <w:tc>
+          <w:tcPr>
+            <w:tcW w:type="dxa" w:w="2160"/>
+          </w:tcPr>
+          <w:p>
+            <w:r/>
+            <w:r>
+              <w:rPr>
+                <w:rFonts w:ascii="Arial" w:hAnsi="Arial"/>
+                <w:b/>
+                <w:sz w:val="17"/>
+              </w:rPr>
+              <w:t>Lab 2</w:t>
+            </w:r>
+          </w:p>
+        </w:tc>
+        <w:tc>
+          <w:tcPr>
+            <w:tcW w:type="dxa" w:w="2160"/>
+          </w:tcPr>
+          <w:p>
+            <w:r/>
+            <w:r>
+              <w:rPr>
+                <w:rFonts w:ascii="Arial" w:hAnsi="Arial"/>
+                <w:b w:val="0"/>
+                <w:sz w:val="17"/>
+              </w:rPr>
+              <w:t>lab-02-portfolio-and-belt-roles.xlsx</w:t>
+            </w:r>
+          </w:p>
+        </w:tc>
+        <w:tc>
+          <w:tcPr>
+            <w:tcW w:type="dxa" w:w="2160"/>
+          </w:tcPr>
+          <w:p>
+            <w:r/>
+            <w:r>
+              <w:rPr>
+                <w:rFonts w:ascii="Arial" w:hAnsi="Arial"/>
+                <w:b w:val="0"/>
+                <w:sz w:val="17"/>
+              </w:rPr>
+              <w:t>Template</w:t>
+            </w:r>
+          </w:p>
+        </w:tc>
+        <w:tc>
+          <w:tcPr>
+            <w:tcW w:type="dxa" w:w="2160"/>
+          </w:tcPr>
+          <w:p>
+            <w:r/>
+            <w:r>
+              <w:rPr>
+                <w:rFonts w:ascii="Arial" w:hAnsi="Arial"/>
+                <w:b w:val="0"/>
+                <w:sz w:val="17"/>
+              </w:rPr>
+              <w:t>A portfolio of eight live projects to balance against strategy, plus a belt role matrix.</w:t>
+            </w:r>
+          </w:p>
+        </w:tc>
+      </w:tr>
+      <w:tr>
+        <w:tc>
+          <w:tcPr>
+            <w:tcW w:type="dxa" w:w="2160"/>
+          </w:tcPr>
+          <w:p>
+            <w:r/>
+            <w:r>
+              <w:rPr>
+                <w:rFonts w:ascii="Arial" w:hAnsi="Arial"/>
+                <w:b/>
+                <w:sz w:val="17"/>
+              </w:rPr>
+              <w:t>Lab 3</w:t>
+            </w:r>
+          </w:p>
+        </w:tc>
+        <w:tc>
+          <w:tcPr>
+            <w:tcW w:type="dxa" w:w="2160"/>
+          </w:tcPr>
+          <w:p>
+            <w:r/>
+            <w:r>
+              <w:rPr>
+                <w:rFonts w:ascii="Arial" w:hAnsi="Arial"/>
+                <w:b w:val="0"/>
+                <w:sz w:val="17"/>
+              </w:rPr>
+              <w:t>lab-03-baseline-sigma-calculator.xlsx</w:t>
+            </w:r>
+          </w:p>
+        </w:tc>
+        <w:tc>
+          <w:tcPr>
+            <w:tcW w:type="dxa" w:w="2160"/>
+          </w:tcPr>
+          <w:p>
+            <w:r/>
+            <w:r>
+              <w:rPr>
+                <w:rFonts w:ascii="Arial" w:hAnsi="Arial"/>
+                <w:b w:val="0"/>
+                <w:sz w:val="17"/>
+              </w:rPr>
+              <w:t>Template</w:t>
+            </w:r>
+          </w:p>
+        </w:tc>
+        <w:tc>
+          <w:tcPr>
+            <w:tcW w:type="dxa" w:w="2160"/>
+          </w:tcPr>
+          <w:p>
+            <w:r/>
+            <w:r>
+              <w:rPr>
+                <w:rFonts w:ascii="Arial" w:hAnsi="Arial"/>
+                <w:b w:val="0"/>
+                <w:sz w:val="17"/>
+              </w:rPr>
+              <w:t>Twelve months of production and defect counts — compute DPU, DPO, DPMO, yield, RTY and the baseline sigma level for your project Y.</w:t>
+            </w:r>
+          </w:p>
+        </w:tc>
+      </w:tr>
+      <w:tr>
+        <w:tc>
+          <w:tcPr>
+            <w:tcW w:type="dxa" w:w="2160"/>
+          </w:tcPr>
+          <w:p>
+            <w:r/>
+            <w:r>
+              <w:rPr>
+                <w:rFonts w:ascii="Arial" w:hAnsi="Arial"/>
+                <w:b/>
+                <w:sz w:val="17"/>
+              </w:rPr>
+              <w:t>Lab 4</w:t>
+            </w:r>
+          </w:p>
+        </w:tc>
+        <w:tc>
+          <w:tcPr>
+            <w:tcW w:type="dxa" w:w="2160"/>
+          </w:tcPr>
+          <w:p>
+            <w:r/>
+            <w:r>
+              <w:rPr>
+                <w:rFonts w:ascii="Arial" w:hAnsi="Arial"/>
+                <w:b w:val="0"/>
+                <w:sz w:val="17"/>
+              </w:rPr>
+              <w:t>lab-04-voc-affinity-kano.xlsx</w:t>
+            </w:r>
+          </w:p>
+        </w:tc>
+        <w:tc>
+          <w:tcPr>
+            <w:tcW w:type="dxa" w:w="2160"/>
+          </w:tcPr>
+          <w:p>
+            <w:r/>
+            <w:r>
+              <w:rPr>
+                <w:rFonts w:ascii="Arial" w:hAnsi="Arial"/>
+                <w:b w:val="0"/>
+                <w:sz w:val="17"/>
+              </w:rPr>
+              <w:t>Template</w:t>
+            </w:r>
+          </w:p>
+        </w:tc>
+        <w:tc>
+          <w:tcPr>
+            <w:tcW w:type="dxa" w:w="2160"/>
+          </w:tcPr>
+          <w:p>
+            <w:r/>
+            <w:r>
+              <w:rPr>
+                <w:rFonts w:ascii="Arial" w:hAnsi="Arial"/>
+                <w:b w:val="0"/>
+                <w:sz w:val="17"/>
+              </w:rPr>
+              <w:t>Forty raw customer verbatims from hospital distributors and biomedical engineers — cluster them, translate them into requirements and classify them on the Kano model.</w:t>
+            </w:r>
+          </w:p>
+        </w:tc>
+      </w:tr>
+      <w:tr>
+        <w:tc>
+          <w:tcPr>
+            <w:tcW w:type="dxa" w:w="2160"/>
+          </w:tcPr>
+          <w:p>
+            <w:r/>
+            <w:r>
+              <w:rPr>
+                <w:rFonts w:ascii="Arial" w:hAnsi="Arial"/>
+                <w:b/>
+                <w:sz w:val="17"/>
+              </w:rPr>
+              <w:t>Lab 5</w:t>
+            </w:r>
+          </w:p>
+        </w:tc>
+        <w:tc>
+          <w:tcPr>
+            <w:tcW w:type="dxa" w:w="2160"/>
+          </w:tcPr>
+          <w:p>
+            <w:r/>
+            <w:r>
+              <w:rPr>
+                <w:rFonts w:ascii="Arial" w:hAnsi="Arial"/>
+                <w:b w:val="0"/>
+                <w:sz w:val="17"/>
+              </w:rPr>
+              <w:t>lab-05-ctq-tree-flowdown.xlsx</w:t>
+            </w:r>
+          </w:p>
+        </w:tc>
+        <w:tc>
+          <w:tcPr>
+            <w:tcW w:type="dxa" w:w="2160"/>
+          </w:tcPr>
+          <w:p>
+            <w:r/>
+            <w:r>
+              <w:rPr>
+                <w:rFonts w:ascii="Arial" w:hAnsi="Arial"/>
+                <w:b w:val="0"/>
+                <w:sz w:val="17"/>
+              </w:rPr>
+              <w:t>Template</w:t>
+            </w:r>
+          </w:p>
+        </w:tc>
+        <w:tc>
+          <w:tcPr>
+            <w:tcW w:type="dxa" w:w="2160"/>
+          </w:tcPr>
+          <w:p>
+            <w:r/>
+            <w:r>
+              <w:rPr>
+                <w:rFonts w:ascii="Arial" w:hAnsi="Arial"/>
+                <w:b w:val="0"/>
+                <w:sz w:val="17"/>
+              </w:rPr>
+              <w:t>A CTQ tree worksheet that flows the must-be need down to measurable, controllable Xs.</w:t>
+            </w:r>
+          </w:p>
+        </w:tc>
+      </w:tr>
+      <w:tr>
+        <w:tc>
+          <w:tcPr>
+            <w:tcW w:type="dxa" w:w="2160"/>
+          </w:tcPr>
+          <w:p>
+            <w:r/>
+            <w:r>
+              <w:rPr>
+                <w:rFonts w:ascii="Arial" w:hAnsi="Arial"/>
+                <w:b/>
+                <w:sz w:val="17"/>
+              </w:rPr>
+              <w:t>Lab 6</w:t>
+            </w:r>
+          </w:p>
+        </w:tc>
+        <w:tc>
+          <w:tcPr>
+            <w:tcW w:type="dxa" w:w="2160"/>
+          </w:tcPr>
+          <w:p>
+            <w:r/>
+            <w:r>
+              <w:rPr>
+                <w:rFonts w:ascii="Arial" w:hAnsi="Arial"/>
+                <w:b w:val="0"/>
+                <w:sz w:val="17"/>
+              </w:rPr>
+              <w:t>lab-06-sipoc-process-map.xlsx</w:t>
+            </w:r>
+          </w:p>
+        </w:tc>
+        <w:tc>
+          <w:tcPr>
+            <w:tcW w:type="dxa" w:w="2160"/>
+          </w:tcPr>
+          <w:p>
+            <w:r/>
+            <w:r>
+              <w:rPr>
+                <w:rFonts w:ascii="Arial" w:hAnsi="Arial"/>
+                <w:b w:val="0"/>
+                <w:sz w:val="17"/>
+              </w:rPr>
+              <w:t>Template</w:t>
+            </w:r>
+          </w:p>
+        </w:tc>
+        <w:tc>
+          <w:tcPr>
+            <w:tcW w:type="dxa" w:w="2160"/>
+          </w:tcPr>
+          <w:p>
+            <w:r/>
+            <w:r>
+              <w:rPr>
+                <w:rFonts w:ascii="Arial" w:hAnsi="Arial"/>
+                <w:b w:val="0"/>
+                <w:sz w:val="17"/>
+              </w:rPr>
+              <w:t>A SIPOC frame and a swimlane step list for the seal weld process, with handoff analysis.</w:t>
+            </w:r>
+          </w:p>
+        </w:tc>
+      </w:tr>
+      <w:tr>
+        <w:tc>
+          <w:tcPr>
+            <w:tcW w:type="dxa" w:w="2160"/>
+          </w:tcPr>
+          <w:p>
+            <w:r/>
+            <w:r>
+              <w:rPr>
+                <w:rFonts w:ascii="Arial" w:hAnsi="Arial"/>
+                <w:b/>
+                <w:sz w:val="17"/>
+              </w:rPr>
+              <w:t>Lab 7</w:t>
+            </w:r>
+          </w:p>
+        </w:tc>
+        <w:tc>
+          <w:tcPr>
+            <w:tcW w:type="dxa" w:w="2160"/>
+          </w:tcPr>
+          <w:p>
+            <w:r/>
+            <w:r>
+              <w:rPr>
+                <w:rFonts w:ascii="Arial" w:hAnsi="Arial"/>
+                <w:b w:val="0"/>
+                <w:sz w:val="17"/>
+              </w:rPr>
+              <w:t>lab-07-stakeholder-analysis.xlsx</w:t>
+            </w:r>
+          </w:p>
+        </w:tc>
+        <w:tc>
+          <w:tcPr>
+            <w:tcW w:type="dxa" w:w="2160"/>
+          </w:tcPr>
+          <w:p>
+            <w:r/>
+            <w:r>
+              <w:rPr>
+                <w:rFonts w:ascii="Arial" w:hAnsi="Arial"/>
+                <w:b w:val="0"/>
+                <w:sz w:val="17"/>
+              </w:rPr>
+              <w:t>Template</w:t>
+            </w:r>
+          </w:p>
+        </w:tc>
+        <w:tc>
+          <w:tcPr>
+            <w:tcW w:type="dxa" w:w="2160"/>
+          </w:tcPr>
+          <w:p>
+            <w:r/>
+            <w:r>
+              <w:rPr>
+                <w:rFonts w:ascii="Arial" w:hAnsi="Arial"/>
+                <w:b w:val="0"/>
+                <w:sz w:val="17"/>
+              </w:rPr>
+              <w:t>Twelve named stakeholders on this project — map their influence and support, and plan the specific action that moves each one.</w:t>
+            </w:r>
+          </w:p>
+        </w:tc>
+      </w:tr>
+      <w:tr>
+        <w:tc>
+          <w:tcPr>
+            <w:tcW w:type="dxa" w:w="2160"/>
+          </w:tcPr>
+          <w:p>
+            <w:r/>
+            <w:r>
+              <w:rPr>
+                <w:rFonts w:ascii="Arial" w:hAnsi="Arial"/>
+                <w:b/>
+                <w:sz w:val="17"/>
+              </w:rPr>
+              <w:t>Lab 8</w:t>
+            </w:r>
+          </w:p>
+        </w:tc>
+        <w:tc>
+          <w:tcPr>
+            <w:tcW w:type="dxa" w:w="2160"/>
+          </w:tcPr>
+          <w:p>
+            <w:r/>
+            <w:r>
+              <w:rPr>
+                <w:rFonts w:ascii="Arial" w:hAnsi="Arial"/>
+                <w:b w:val="0"/>
+                <w:sz w:val="17"/>
+              </w:rPr>
+              <w:t>lab-08-value-stream-map.xlsx</w:t>
+            </w:r>
+          </w:p>
+        </w:tc>
+        <w:tc>
+          <w:tcPr>
+            <w:tcW w:type="dxa" w:w="2160"/>
+          </w:tcPr>
+          <w:p>
+            <w:r/>
+            <w:r>
+              <w:rPr>
+                <w:rFonts w:ascii="Arial" w:hAnsi="Arial"/>
+                <w:b w:val="0"/>
+                <w:sz w:val="17"/>
+              </w:rPr>
+              <w:t>Template</w:t>
+            </w:r>
+          </w:p>
+        </w:tc>
+        <w:tc>
+          <w:tcPr>
+            <w:tcW w:type="dxa" w:w="2160"/>
+          </w:tcPr>
+          <w:p>
+            <w:r/>
+            <w:r>
+              <w:rPr>
+                <w:rFonts w:ascii="Arial" w:hAnsi="Arial"/>
+                <w:b w:val="0"/>
+                <w:sz w:val="17"/>
+              </w:rPr>
+              <w:t>Timed process data for the current-state value stream map, with the eight wastes observation log and a takt time calculator.</w:t>
+            </w:r>
+          </w:p>
+        </w:tc>
+      </w:tr>
+      <w:tr>
+        <w:tc>
+          <w:tcPr>
+            <w:tcW w:type="dxa" w:w="2160"/>
+          </w:tcPr>
+          <w:p>
+            <w:r/>
+            <w:r>
+              <w:rPr>
+                <w:rFonts w:ascii="Arial" w:hAnsi="Arial"/>
+                <w:b/>
+                <w:sz w:val="17"/>
+              </w:rPr>
+              <w:t>Lab 9</w:t>
+            </w:r>
+          </w:p>
+        </w:tc>
+        <w:tc>
+          <w:tcPr>
+            <w:tcW w:type="dxa" w:w="2160"/>
+          </w:tcPr>
+          <w:p>
+            <w:r/>
+            <w:r>
+              <w:rPr>
+                <w:rFonts w:ascii="Arial" w:hAnsi="Arial"/>
+                <w:b w:val="0"/>
+                <w:sz w:val="17"/>
+              </w:rPr>
+              <w:t>lab-09-data-collection-raw-extract.xlsx</w:t>
+            </w:r>
+          </w:p>
+        </w:tc>
+        <w:tc>
+          <w:tcPr>
+            <w:tcW w:type="dxa" w:w="2160"/>
+          </w:tcPr>
+          <w:p>
+            <w:r/>
+            <w:r>
+              <w:rPr>
+                <w:rFonts w:ascii="Arial" w:hAnsi="Arial"/>
+                <w:b w:val="0"/>
+                <w:sz w:val="17"/>
+              </w:rPr>
+              <w:t>Dataset</w:t>
+            </w:r>
+          </w:p>
+        </w:tc>
+        <w:tc>
+          <w:tcPr>
+            <w:tcW w:type="dxa" w:w="2160"/>
+          </w:tcPr>
+          <w:p>
+            <w:r/>
+            <w:r>
+              <w:rPr>
+                <w:rFonts w:ascii="Arial" w:hAnsi="Arial"/>
+                <w:b w:val="0"/>
+                <w:sz w:val="17"/>
+              </w:rPr>
+              <w:t>Raw 240-row MES extract of seal weld burst-pressure tests — deliberately messy, so you can write operational definitions that fix it.</w:t>
+            </w:r>
+          </w:p>
+        </w:tc>
+      </w:tr>
+      <w:tr>
+        <w:tc>
+          <w:tcPr>
+            <w:tcW w:type="dxa" w:w="2160"/>
+          </w:tcPr>
+          <w:p>
+            <w:r/>
+            <w:r>
+              <w:rPr>
+                <w:rFonts w:ascii="Arial" w:hAnsi="Arial"/>
+                <w:b/>
+                <w:sz w:val="17"/>
+              </w:rPr>
+              <w:t>Lab 10</w:t>
+            </w:r>
+          </w:p>
+        </w:tc>
+        <w:tc>
+          <w:tcPr>
+            <w:tcW w:type="dxa" w:w="2160"/>
+          </w:tcPr>
+          <w:p>
+            <w:r/>
+            <w:r>
+              <w:rPr>
+                <w:rFonts w:ascii="Arial" w:hAnsi="Arial"/>
+                <w:b w:val="0"/>
+                <w:sz w:val="17"/>
+              </w:rPr>
+              <w:t>lab-10-sampling-frame.xlsx</w:t>
+            </w:r>
+          </w:p>
+        </w:tc>
+        <w:tc>
+          <w:tcPr>
+            <w:tcW w:type="dxa" w:w="2160"/>
+          </w:tcPr>
+          <w:p>
+            <w:r/>
+            <w:r>
+              <w:rPr>
+                <w:rFonts w:ascii="Arial" w:hAnsi="Arial"/>
+                <w:b w:val="0"/>
+                <w:sz w:val="17"/>
+              </w:rPr>
+              <w:t>Dataset</w:t>
+            </w:r>
+          </w:p>
+        </w:tc>
+        <w:tc>
+          <w:tcPr>
+            <w:tcW w:type="dxa" w:w="2160"/>
+          </w:tcPr>
+          <w:p>
+            <w:r/>
+            <w:r>
+              <w:rPr>
+                <w:rFonts w:ascii="Arial" w:hAnsi="Arial"/>
+                <w:b w:val="0"/>
+                <w:sz w:val="17"/>
+              </w:rPr>
+              <w:t>A 600-unit population frame for one month — draw random, stratified, systematic and cluster samples from it and compare what each one tells you.</w:t>
+            </w:r>
+          </w:p>
+        </w:tc>
+      </w:tr>
+      <w:tr>
+        <w:tc>
+          <w:tcPr>
+            <w:tcW w:type="dxa" w:w="2160"/>
+          </w:tcPr>
+          <w:p>
+            <w:r/>
+            <w:r>
+              <w:rPr>
+                <w:rFonts w:ascii="Arial" w:hAnsi="Arial"/>
+                <w:b/>
+                <w:sz w:val="17"/>
+              </w:rPr>
+              <w:t>Lab 11</w:t>
+            </w:r>
+          </w:p>
+        </w:tc>
+        <w:tc>
+          <w:tcPr>
+            <w:tcW w:type="dxa" w:w="2160"/>
+          </w:tcPr>
+          <w:p>
+            <w:r/>
+            <w:r>
+              <w:rPr>
+                <w:rFonts w:ascii="Arial" w:hAnsi="Arial"/>
+                <w:b w:val="0"/>
+                <w:sz w:val="17"/>
+              </w:rPr>
+              <w:t>lab-11-gage-rr-continuous.xlsx</w:t>
+            </w:r>
+          </w:p>
+        </w:tc>
+        <w:tc>
+          <w:tcPr>
+            <w:tcW w:type="dxa" w:w="2160"/>
+          </w:tcPr>
+          <w:p>
+            <w:r/>
+            <w:r>
+              <w:rPr>
+                <w:rFonts w:ascii="Arial" w:hAnsi="Arial"/>
+                <w:b w:val="0"/>
+                <w:sz w:val="17"/>
+              </w:rPr>
+              <w:t>Dataset</w:t>
+            </w:r>
+          </w:p>
+        </w:tc>
+        <w:tc>
+          <w:tcPr>
+            <w:tcW w:type="dxa" w:w="2160"/>
+          </w:tcPr>
+          <w:p>
+            <w:r/>
+            <w:r>
+              <w:rPr>
+                <w:rFonts w:ascii="Arial" w:hAnsi="Arial"/>
+                <w:b w:val="0"/>
+                <w:sz w:val="17"/>
+              </w:rPr>
+              <w:t>Crossed Gage R&amp;R: 10 parts x 3 operators x 3 trials on the burst-pressure rig. The study is built to FAIL — find out why before you trust any other data.</w:t>
+            </w:r>
+          </w:p>
+        </w:tc>
+      </w:tr>
+      <w:tr>
+        <w:tc>
+          <w:tcPr>
+            <w:tcW w:type="dxa" w:w="2160"/>
+          </w:tcPr>
+          <w:p>
+            <w:r/>
+            <w:r>
+              <w:rPr>
+                <w:rFonts w:ascii="Arial" w:hAnsi="Arial"/>
+                <w:b/>
+                <w:sz w:val="17"/>
+              </w:rPr>
+              <w:t>Lab 12</w:t>
+            </w:r>
+          </w:p>
+        </w:tc>
+        <w:tc>
+          <w:tcPr>
+            <w:tcW w:type="dxa" w:w="2160"/>
+          </w:tcPr>
+          <w:p>
+            <w:r/>
+            <w:r>
+              <w:rPr>
+                <w:rFonts w:ascii="Arial" w:hAnsi="Arial"/>
+                <w:b w:val="0"/>
+                <w:sz w:val="17"/>
+              </w:rPr>
+              <w:t>lab-12-attribute-msa-kappa.xlsx</w:t>
+            </w:r>
+          </w:p>
+        </w:tc>
+        <w:tc>
+          <w:tcPr>
+            <w:tcW w:type="dxa" w:w="2160"/>
+          </w:tcPr>
+          <w:p>
+            <w:r/>
+            <w:r>
+              <w:rPr>
+                <w:rFonts w:ascii="Arial" w:hAnsi="Arial"/>
+                <w:b w:val="0"/>
+                <w:sz w:val="17"/>
+              </w:rPr>
+              <w:t>Dataset</w:t>
+            </w:r>
+          </w:p>
+        </w:tc>
+        <w:tc>
+          <w:tcPr>
+            <w:tcW w:type="dxa" w:w="2160"/>
+          </w:tcPr>
+          <w:p>
+            <w:r/>
+            <w:r>
+              <w:rPr>
+                <w:rFonts w:ascii="Arial" w:hAnsi="Arial"/>
+                <w:b w:val="0"/>
+                <w:sz w:val="17"/>
+              </w:rPr>
+              <w:t>Attribute agreement study — 50 seal-weld photos, 3 inspectors, 2 trials each, against a known expert reference standard.</w:t>
+            </w:r>
+          </w:p>
+        </w:tc>
+      </w:tr>
+      <w:tr>
+        <w:tc>
+          <w:tcPr>
+            <w:tcW w:type="dxa" w:w="2160"/>
+          </w:tcPr>
+          <w:p>
+            <w:r/>
+            <w:r>
+              <w:rPr>
+                <w:rFonts w:ascii="Arial" w:hAnsi="Arial"/>
+                <w:b/>
+                <w:sz w:val="17"/>
+              </w:rPr>
+              <w:t>Lab 13</w:t>
+            </w:r>
+          </w:p>
+        </w:tc>
+        <w:tc>
+          <w:tcPr>
+            <w:tcW w:type="dxa" w:w="2160"/>
+          </w:tcPr>
+          <w:p>
+            <w:r/>
+            <w:r>
+              <w:rPr>
+                <w:rFonts w:ascii="Arial" w:hAnsi="Arial"/>
+                <w:b w:val="0"/>
+                <w:sz w:val="17"/>
+              </w:rPr>
+              <w:t>lab-13-nested-destructive-gauge.xlsx</w:t>
+            </w:r>
+          </w:p>
+        </w:tc>
+        <w:tc>
+          <w:tcPr>
+            <w:tcW w:type="dxa" w:w="2160"/>
+          </w:tcPr>
+          <w:p>
+            <w:r/>
+            <w:r>
+              <w:rPr>
+                <w:rFonts w:ascii="Arial" w:hAnsi="Arial"/>
+                <w:b w:val="0"/>
+                <w:sz w:val="17"/>
+              </w:rPr>
+              <w:t>Dataset</w:t>
+            </w:r>
+          </w:p>
+        </w:tc>
+        <w:tc>
+          <w:tcPr>
+            <w:tcW w:type="dxa" w:w="2160"/>
+          </w:tcPr>
+          <w:p>
+            <w:r/>
+            <w:r>
+              <w:rPr>
+                <w:rFonts w:ascii="Arial" w:hAnsi="Arial"/>
+                <w:b w:val="0"/>
+                <w:sz w:val="17"/>
+              </w:rPr>
+              <w:t>Nested (hierarchical) MSA for a DESTRUCTIVE burst test — each specimen can only be measured once, so operators measure different specimens from the same batch.</w:t>
+            </w:r>
+          </w:p>
+        </w:tc>
+      </w:tr>
+      <w:tr>
+        <w:tc>
+          <w:tcPr>
+            <w:tcW w:type="dxa" w:w="2160"/>
+          </w:tcPr>
+          <w:p>
+            <w:r/>
+            <w:r>
+              <w:rPr>
+                <w:rFonts w:ascii="Arial" w:hAnsi="Arial"/>
+                <w:b/>
+                <w:sz w:val="17"/>
+              </w:rPr>
+              <w:t>Lab 14</w:t>
+            </w:r>
+          </w:p>
+        </w:tc>
+        <w:tc>
+          <w:tcPr>
+            <w:tcW w:type="dxa" w:w="2160"/>
+          </w:tcPr>
+          <w:p>
+            <w:r/>
+            <w:r>
+              <w:rPr>
+                <w:rFonts w:ascii="Arial" w:hAnsi="Arial"/>
+                <w:b w:val="0"/>
+                <w:sz w:val="17"/>
+              </w:rPr>
+              <w:t>lab-14-baseline-capability.xlsx</w:t>
+            </w:r>
+          </w:p>
+        </w:tc>
+        <w:tc>
+          <w:tcPr>
+            <w:tcW w:type="dxa" w:w="2160"/>
+          </w:tcPr>
+          <w:p>
+            <w:r/>
+            <w:r>
+              <w:rPr>
+                <w:rFonts w:ascii="Arial" w:hAnsi="Arial"/>
+                <w:b w:val="0"/>
+                <w:sz w:val="17"/>
+              </w:rPr>
+              <w:t>Dataset</w:t>
+            </w:r>
+          </w:p>
+        </w:tc>
+        <w:tc>
+          <w:tcPr>
+            <w:tcW w:type="dxa" w:w="2160"/>
+          </w:tcPr>
+          <w:p>
+            <w:r/>
+            <w:r>
+              <w:rPr>
+                <w:rFonts w:ascii="Arial" w:hAnsi="Arial"/>
+                <w:b w:val="0"/>
+                <w:sz w:val="17"/>
+              </w:rPr>
+              <w:t>250 baseline burst-pressure readings in 50 subgroups of 5 (normal), plus 200 right-skewed leak-test cycle times for the non-normal capability exercise.</w:t>
+            </w:r>
+          </w:p>
+        </w:tc>
+      </w:tr>
+      <w:tr>
+        <w:tc>
+          <w:tcPr>
+            <w:tcW w:type="dxa" w:w="2160"/>
+          </w:tcPr>
+          <w:p>
+            <w:r/>
+            <w:r>
+              <w:rPr>
+                <w:rFonts w:ascii="Arial" w:hAnsi="Arial"/>
+                <w:b/>
+                <w:sz w:val="17"/>
+              </w:rPr>
+              <w:t>Lab 15</w:t>
+            </w:r>
+          </w:p>
+        </w:tc>
+        <w:tc>
+          <w:tcPr>
+            <w:tcW w:type="dxa" w:w="2160"/>
+          </w:tcPr>
+          <w:p>
+            <w:r/>
+            <w:r>
+              <w:rPr>
+                <w:rFonts w:ascii="Arial" w:hAnsi="Arial"/>
+                <w:b w:val="0"/>
+                <w:sz w:val="17"/>
+              </w:rPr>
+              <w:t>lab-15-run-chart-pareto-stratification.xlsx</w:t>
+            </w:r>
+          </w:p>
+        </w:tc>
+        <w:tc>
+          <w:tcPr>
+            <w:tcW w:type="dxa" w:w="2160"/>
+          </w:tcPr>
+          <w:p>
+            <w:r/>
+            <w:r>
+              <w:rPr>
+                <w:rFonts w:ascii="Arial" w:hAnsi="Arial"/>
+                <w:b w:val="0"/>
+                <w:sz w:val="17"/>
+              </w:rPr>
+              <w:t>Dataset</w:t>
+            </w:r>
+          </w:p>
+        </w:tc>
+        <w:tc>
+          <w:tcPr>
+            <w:tcW w:type="dxa" w:w="2160"/>
+          </w:tcPr>
+          <w:p>
+            <w:r/>
+            <w:r>
+              <w:rPr>
+                <w:rFonts w:ascii="Arial" w:hAnsi="Arial"/>
+                <w:b w:val="0"/>
+                <w:sz w:val="17"/>
+              </w:rPr>
+              <w:t>Three sheets: 60 daily Y averages for run-chart pattern analysis, a defect-mode Pareto count, and a plant/line/shift stratification table.</w:t>
+            </w:r>
+          </w:p>
+        </w:tc>
+      </w:tr>
+      <w:tr>
+        <w:tc>
+          <w:tcPr>
+            <w:tcW w:type="dxa" w:w="2160"/>
+          </w:tcPr>
+          <w:p>
+            <w:r/>
+            <w:r>
+              <w:rPr>
+                <w:rFonts w:ascii="Arial" w:hAnsi="Arial"/>
+                <w:b/>
+                <w:sz w:val="17"/>
+              </w:rPr>
+              <w:t>Lab 16</w:t>
+            </w:r>
+          </w:p>
+        </w:tc>
+        <w:tc>
+          <w:tcPr>
+            <w:tcW w:type="dxa" w:w="2160"/>
+          </w:tcPr>
+          <w:p>
+            <w:r/>
+            <w:r>
+              <w:rPr>
+                <w:rFonts w:ascii="Arial" w:hAnsi="Arial"/>
+                <w:b w:val="0"/>
+                <w:sz w:val="17"/>
+              </w:rPr>
+              <w:t>lab-16-cause-prioritisation.xlsx</w:t>
+            </w:r>
+          </w:p>
+        </w:tc>
+        <w:tc>
+          <w:tcPr>
+            <w:tcW w:type="dxa" w:w="2160"/>
+          </w:tcPr>
+          <w:p>
+            <w:r/>
+            <w:r>
+              <w:rPr>
+                <w:rFonts w:ascii="Arial" w:hAnsi="Arial"/>
+                <w:b w:val="0"/>
+                <w:sz w:val="17"/>
+              </w:rPr>
+              <w:t>Template</w:t>
+            </w:r>
+          </w:p>
+        </w:tc>
+        <w:tc>
+          <w:tcPr>
+            <w:tcW w:type="dxa" w:w="2160"/>
+          </w:tcPr>
+          <w:p>
+            <w:r/>
+            <w:r>
+              <w:rPr>
+                <w:rFonts w:ascii="Arial" w:hAnsi="Arial"/>
+                <w:b w:val="0"/>
+                <w:sz w:val="17"/>
+              </w:rPr>
+              <w:t>The 12 candidate causes the team brainstormed onto the fishbone — score and rank them into the vital few worth testing statistically.</w:t>
+            </w:r>
+          </w:p>
+        </w:tc>
+      </w:tr>
+      <w:tr>
+        <w:tc>
+          <w:tcPr>
+            <w:tcW w:type="dxa" w:w="2160"/>
+          </w:tcPr>
+          <w:p>
+            <w:r/>
+            <w:r>
+              <w:rPr>
+                <w:rFonts w:ascii="Arial" w:hAnsi="Arial"/>
+                <w:b/>
+                <w:sz w:val="17"/>
+              </w:rPr>
+              <w:t>Lab 17</w:t>
+            </w:r>
+          </w:p>
+        </w:tc>
+        <w:tc>
+          <w:tcPr>
+            <w:tcW w:type="dxa" w:w="2160"/>
+          </w:tcPr>
+          <w:p>
+            <w:r/>
+            <w:r>
+              <w:rPr>
+                <w:rFonts w:ascii="Arial" w:hAnsi="Arial"/>
+                <w:b w:val="0"/>
+                <w:sz w:val="17"/>
+              </w:rPr>
+              <w:t>lab-17-hypothesis-testing.xlsx</w:t>
+            </w:r>
+          </w:p>
+        </w:tc>
+        <w:tc>
+          <w:tcPr>
+            <w:tcW w:type="dxa" w:w="2160"/>
+          </w:tcPr>
+          <w:p>
+            <w:r/>
+            <w:r>
+              <w:rPr>
+                <w:rFonts w:ascii="Arial" w:hAnsi="Arial"/>
+                <w:b w:val="0"/>
+                <w:sz w:val="17"/>
+              </w:rPr>
+              <w:t>Dataset</w:t>
+            </w:r>
+          </w:p>
+        </w:tc>
+        <w:tc>
+          <w:tcPr>
+            <w:tcW w:type="dxa" w:w="2160"/>
+          </w:tcPr>
+          <w:p>
+            <w:r/>
+            <w:r>
+              <w:rPr>
+                <w:rFonts w:ascii="Arial" w:hAnsi="Arial"/>
+                <w:b w:val="0"/>
+                <w:sz w:val="17"/>
+              </w:rPr>
+              <w:t>Three tests on one sheet each: a 2-sample t (old vs new fixture), a paired t (before/after operator re-training) and a 2-proportion test (defect rates by plant).</w:t>
+            </w:r>
+          </w:p>
+        </w:tc>
+      </w:tr>
+      <w:tr>
+        <w:tc>
+          <w:tcPr>
+            <w:tcW w:type="dxa" w:w="2160"/>
+          </w:tcPr>
+          <w:p>
+            <w:r/>
+            <w:r>
+              <w:rPr>
+                <w:rFonts w:ascii="Arial" w:hAnsi="Arial"/>
+                <w:b/>
+                <w:sz w:val="17"/>
+              </w:rPr>
+              <w:t>Lab 18</w:t>
+            </w:r>
+          </w:p>
+        </w:tc>
+        <w:tc>
+          <w:tcPr>
+            <w:tcW w:type="dxa" w:w="2160"/>
+          </w:tcPr>
+          <w:p>
+            <w:r/>
+            <w:r>
+              <w:rPr>
+                <w:rFonts w:ascii="Arial" w:hAnsi="Arial"/>
+                <w:b w:val="0"/>
+                <w:sz w:val="17"/>
+              </w:rPr>
+              <w:t>lab-18-multiple-regression.xlsx</w:t>
+            </w:r>
+          </w:p>
+        </w:tc>
+        <w:tc>
+          <w:tcPr>
+            <w:tcW w:type="dxa" w:w="2160"/>
+          </w:tcPr>
+          <w:p>
+            <w:r/>
+            <w:r>
+              <w:rPr>
+                <w:rFonts w:ascii="Arial" w:hAnsi="Arial"/>
+                <w:b w:val="0"/>
+                <w:sz w:val="17"/>
+              </w:rPr>
+              <w:t>Dataset</w:t>
+            </w:r>
+          </w:p>
+        </w:tc>
+        <w:tc>
+          <w:tcPr>
+            <w:tcW w:type="dxa" w:w="2160"/>
+          </w:tcPr>
+          <w:p>
+            <w:r/>
+            <w:r>
+              <w:rPr>
+                <w:rFonts w:ascii="Arial" w:hAnsi="Arial"/>
+                <w:b w:val="0"/>
+                <w:sz w:val="17"/>
+              </w:rPr>
+              <w:t>120 production runs with five candidate Xs against burst pressure — including two predictors that are collinear on purpose.</w:t>
+            </w:r>
+          </w:p>
+        </w:tc>
+      </w:tr>
+      <w:tr>
+        <w:tc>
+          <w:tcPr>
+            <w:tcW w:type="dxa" w:w="2160"/>
+          </w:tcPr>
+          <w:p>
+            <w:r/>
+            <w:r>
+              <w:rPr>
+                <w:rFonts w:ascii="Arial" w:hAnsi="Arial"/>
+                <w:b/>
+                <w:sz w:val="17"/>
+              </w:rPr>
+              <w:t>Lab 19</w:t>
+            </w:r>
+          </w:p>
+        </w:tc>
+        <w:tc>
+          <w:tcPr>
+            <w:tcW w:type="dxa" w:w="2160"/>
+          </w:tcPr>
+          <w:p>
+            <w:r/>
+            <w:r>
+              <w:rPr>
+                <w:rFonts w:ascii="Arial" w:hAnsi="Arial"/>
+                <w:b w:val="0"/>
+                <w:sz w:val="17"/>
+              </w:rPr>
+              <w:t>lab-19-anova-interactions-nonparametric.xlsx</w:t>
+            </w:r>
+          </w:p>
+        </w:tc>
+        <w:tc>
+          <w:tcPr>
+            <w:tcW w:type="dxa" w:w="2160"/>
+          </w:tcPr>
+          <w:p>
+            <w:r/>
+            <w:r>
+              <w:rPr>
+                <w:rFonts w:ascii="Arial" w:hAnsi="Arial"/>
+                <w:b w:val="0"/>
+                <w:sz w:val="17"/>
+              </w:rPr>
+              <w:t>Dataset</w:t>
+            </w:r>
+          </w:p>
+        </w:tc>
+        <w:tc>
+          <w:tcPr>
+            <w:tcW w:type="dxa" w:w="2160"/>
+          </w:tcPr>
+          <w:p>
+            <w:r/>
+            <w:r>
+              <w:rPr>
+                <w:rFonts w:ascii="Arial" w:hAnsi="Arial"/>
+                <w:b w:val="0"/>
+                <w:sz w:val="17"/>
+              </w:rPr>
+              <w:t>One-way ANOVA across four seal-ring suppliers, a two-way ANOVA (plant x shift) containing a genuine interaction, and skewed data for Kruskal-Wallis.</w:t>
+            </w:r>
+          </w:p>
+        </w:tc>
+      </w:tr>
+      <w:tr>
+        <w:tc>
+          <w:tcPr>
+            <w:tcW w:type="dxa" w:w="2160"/>
+          </w:tcPr>
+          <w:p>
+            <w:r/>
+            <w:r>
+              <w:rPr>
+                <w:rFonts w:ascii="Arial" w:hAnsi="Arial"/>
+                <w:b/>
+                <w:sz w:val="17"/>
+              </w:rPr>
+              <w:t>Lab 20</w:t>
+            </w:r>
+          </w:p>
+        </w:tc>
+        <w:tc>
+          <w:tcPr>
+            <w:tcW w:type="dxa" w:w="2160"/>
+          </w:tcPr>
+          <w:p>
+            <w:r/>
+            <w:r>
+              <w:rPr>
+                <w:rFonts w:ascii="Arial" w:hAnsi="Arial"/>
+                <w:b w:val="0"/>
+                <w:sz w:val="17"/>
+              </w:rPr>
+              <w:t>lab-20-multivari-chisquare.xlsx</w:t>
+            </w:r>
+          </w:p>
+        </w:tc>
+        <w:tc>
+          <w:tcPr>
+            <w:tcW w:type="dxa" w:w="2160"/>
+          </w:tcPr>
+          <w:p>
+            <w:r/>
+            <w:r>
+              <w:rPr>
+                <w:rFonts w:ascii="Arial" w:hAnsi="Arial"/>
+                <w:b w:val="0"/>
+                <w:sz w:val="17"/>
+              </w:rPr>
+              <w:t>Dataset</w:t>
+            </w:r>
+          </w:p>
+        </w:tc>
+        <w:tc>
+          <w:tcPr>
+            <w:tcW w:type="dxa" w:w="2160"/>
+          </w:tcPr>
+          <w:p>
+            <w:r/>
+            <w:r>
+              <w:rPr>
+                <w:rFonts w:ascii="Arial" w:hAnsi="Arial"/>
+                <w:b w:val="0"/>
+                <w:sz w:val="17"/>
+              </w:rPr>
+              <w:t>A multi-vari study sampling positional, cyclical and temporal families, plus a plant x defect-mode contingency table for chi-square.</w:t>
+            </w:r>
+          </w:p>
+        </w:tc>
+      </w:tr>
+      <w:tr>
+        <w:tc>
+          <w:tcPr>
+            <w:tcW w:type="dxa" w:w="2160"/>
+          </w:tcPr>
+          <w:p>
+            <w:r/>
+            <w:r>
+              <w:rPr>
+                <w:rFonts w:ascii="Arial" w:hAnsi="Arial"/>
+                <w:b/>
+                <w:sz w:val="17"/>
+              </w:rPr>
+              <w:t>Lab 21</w:t>
+            </w:r>
+          </w:p>
+        </w:tc>
+        <w:tc>
+          <w:tcPr>
+            <w:tcW w:type="dxa" w:w="2160"/>
+          </w:tcPr>
+          <w:p>
+            <w:r/>
+            <w:r>
+              <w:rPr>
+                <w:rFonts w:ascii="Arial" w:hAnsi="Arial"/>
+                <w:b w:val="0"/>
+                <w:sz w:val="17"/>
+              </w:rPr>
+              <w:t>lab-21-analyze-tollgate-evidence.xlsx</w:t>
+            </w:r>
+          </w:p>
+        </w:tc>
+        <w:tc>
+          <w:tcPr>
+            <w:tcW w:type="dxa" w:w="2160"/>
+          </w:tcPr>
+          <w:p>
+            <w:r/>
+            <w:r>
+              <w:rPr>
+                <w:rFonts w:ascii="Arial" w:hAnsi="Arial"/>
+                <w:b w:val="0"/>
+                <w:sz w:val="17"/>
+              </w:rPr>
+              <w:t>Template</w:t>
+            </w:r>
+          </w:p>
+        </w:tc>
+        <w:tc>
+          <w:tcPr>
+            <w:tcW w:type="dxa" w:w="2160"/>
+          </w:tcPr>
+          <w:p>
+            <w:r/>
+            <w:r>
+              <w:rPr>
+                <w:rFonts w:ascii="Arial" w:hAnsi="Arial"/>
+                <w:b w:val="0"/>
+                <w:sz w:val="17"/>
+              </w:rPr>
+              <w:t>The evidence register for the Analyze tollgate — every claimed root cause, the statistical test that proves it, and the p-value.</w:t>
+            </w:r>
+          </w:p>
+        </w:tc>
+      </w:tr>
+      <w:tr>
+        <w:tc>
+          <w:tcPr>
+            <w:tcW w:type="dxa" w:w="2160"/>
+          </w:tcPr>
+          <w:p>
+            <w:r/>
+            <w:r>
+              <w:rPr>
+                <w:rFonts w:ascii="Arial" w:hAnsi="Arial"/>
+                <w:b/>
+                <w:sz w:val="17"/>
+              </w:rPr>
+              <w:t>Lab 22</w:t>
+            </w:r>
+          </w:p>
+        </w:tc>
+        <w:tc>
+          <w:tcPr>
+            <w:tcW w:type="dxa" w:w="2160"/>
+          </w:tcPr>
+          <w:p>
+            <w:r/>
+            <w:r>
+              <w:rPr>
+                <w:rFonts w:ascii="Arial" w:hAnsi="Arial"/>
+                <w:b w:val="0"/>
+                <w:sz w:val="17"/>
+              </w:rPr>
+              <w:t>lab-22-solution-selection.xlsx</w:t>
+            </w:r>
+          </w:p>
+        </w:tc>
+        <w:tc>
+          <w:tcPr>
+            <w:tcW w:type="dxa" w:w="2160"/>
+          </w:tcPr>
+          <w:p>
+            <w:r/>
+            <w:r>
+              <w:rPr>
+                <w:rFonts w:ascii="Arial" w:hAnsi="Arial"/>
+                <w:b w:val="0"/>
+                <w:sz w:val="17"/>
+              </w:rPr>
+              <w:t>Template</w:t>
+            </w:r>
+          </w:p>
+        </w:tc>
+        <w:tc>
+          <w:tcPr>
+            <w:tcW w:type="dxa" w:w="2160"/>
+          </w:tcPr>
+          <w:p>
+            <w:r/>
+            <w:r>
+              <w:rPr>
+                <w:rFonts w:ascii="Arial" w:hAnsi="Arial"/>
+                <w:b w:val="0"/>
+                <w:sz w:val="17"/>
+              </w:rPr>
+              <w:t>Candidate solutions generated against the proven root causes — screen and score them into an implementation set.</w:t>
+            </w:r>
+          </w:p>
+        </w:tc>
+      </w:tr>
+      <w:tr>
+        <w:tc>
+          <w:tcPr>
+            <w:tcW w:type="dxa" w:w="2160"/>
+          </w:tcPr>
+          <w:p>
+            <w:r/>
+            <w:r>
+              <w:rPr>
+                <w:rFonts w:ascii="Arial" w:hAnsi="Arial"/>
+                <w:b/>
+                <w:sz w:val="17"/>
+              </w:rPr>
+              <w:t>Lab 23</w:t>
+            </w:r>
+          </w:p>
+        </w:tc>
+        <w:tc>
+          <w:tcPr>
+            <w:tcW w:type="dxa" w:w="2160"/>
+          </w:tcPr>
+          <w:p>
+            <w:r/>
+            <w:r>
+              <w:rPr>
+                <w:rFonts w:ascii="Arial" w:hAnsi="Arial"/>
+                <w:b w:val="0"/>
+                <w:sz w:val="17"/>
+              </w:rPr>
+              <w:t>lab-23-full-factorial-doe.xlsx</w:t>
+            </w:r>
+          </w:p>
+        </w:tc>
+        <w:tc>
+          <w:tcPr>
+            <w:tcW w:type="dxa" w:w="2160"/>
+          </w:tcPr>
+          <w:p>
+            <w:r/>
+            <w:r>
+              <w:rPr>
+                <w:rFonts w:ascii="Arial" w:hAnsi="Arial"/>
+                <w:b w:val="0"/>
+                <w:sz w:val="17"/>
+              </w:rPr>
+              <w:t>Dataset</w:t>
+            </w:r>
+          </w:p>
+        </w:tc>
+        <w:tc>
+          <w:tcPr>
+            <w:tcW w:type="dxa" w:w="2160"/>
+          </w:tcPr>
+          <w:p>
+            <w:r/>
+            <w:r>
+              <w:rPr>
+                <w:rFonts w:ascii="Arial" w:hAnsi="Arial"/>
+                <w:b w:val="0"/>
+                <w:sz w:val="17"/>
+              </w:rPr>
+              <w:t>A replicated 2^3 full factorial (16 runs) on clamp pressure, dwell time and ambient temperature — run order already randomised.</w:t>
+            </w:r>
+          </w:p>
+        </w:tc>
+      </w:tr>
+      <w:tr>
+        <w:tc>
+          <w:tcPr>
+            <w:tcW w:type="dxa" w:w="2160"/>
+          </w:tcPr>
+          <w:p>
+            <w:r/>
+            <w:r>
+              <w:rPr>
+                <w:rFonts w:ascii="Arial" w:hAnsi="Arial"/>
+                <w:b/>
+                <w:sz w:val="17"/>
+              </w:rPr>
+              <w:t>Lab 24</w:t>
+            </w:r>
+          </w:p>
+        </w:tc>
+        <w:tc>
+          <w:tcPr>
+            <w:tcW w:type="dxa" w:w="2160"/>
+          </w:tcPr>
+          <w:p>
+            <w:r/>
+            <w:r>
+              <w:rPr>
+                <w:rFonts w:ascii="Arial" w:hAnsi="Arial"/>
+                <w:b w:val="0"/>
+                <w:sz w:val="17"/>
+              </w:rPr>
+              <w:t>lab-24-fractional-factorial-doe.xlsx</w:t>
+            </w:r>
+          </w:p>
+        </w:tc>
+        <w:tc>
+          <w:tcPr>
+            <w:tcW w:type="dxa" w:w="2160"/>
+          </w:tcPr>
+          <w:p>
+            <w:r/>
+            <w:r>
+              <w:rPr>
+                <w:rFonts w:ascii="Arial" w:hAnsi="Arial"/>
+                <w:b w:val="0"/>
+                <w:sz w:val="17"/>
+              </w:rPr>
+              <w:t>Dataset</w:t>
+            </w:r>
+          </w:p>
+        </w:tc>
+        <w:tc>
+          <w:tcPr>
+            <w:tcW w:type="dxa" w:w="2160"/>
+          </w:tcPr>
+          <w:p>
+            <w:r/>
+            <w:r>
+              <w:rPr>
+                <w:rFonts w:ascii="Arial" w:hAnsi="Arial"/>
+                <w:b w:val="0"/>
+                <w:sz w:val="17"/>
+              </w:rPr>
+              <w:t>A 2^(5-1) resolution V fractional factorial — 16 runs instead of 32, five factors, generator E = ABCD.</w:t>
+            </w:r>
+          </w:p>
+        </w:tc>
+      </w:tr>
+      <w:tr>
+        <w:tc>
+          <w:tcPr>
+            <w:tcW w:type="dxa" w:w="2160"/>
+          </w:tcPr>
+          <w:p>
+            <w:r/>
+            <w:r>
+              <w:rPr>
+                <w:rFonts w:ascii="Arial" w:hAnsi="Arial"/>
+                <w:b/>
+                <w:sz w:val="17"/>
+              </w:rPr>
+              <w:t>Lab 25</w:t>
+            </w:r>
+          </w:p>
+        </w:tc>
+        <w:tc>
+          <w:tcPr>
+            <w:tcW w:type="dxa" w:w="2160"/>
+          </w:tcPr>
+          <w:p>
+            <w:r/>
+            <w:r>
+              <w:rPr>
+                <w:rFonts w:ascii="Arial" w:hAnsi="Arial"/>
+                <w:b w:val="0"/>
+                <w:sz w:val="17"/>
+              </w:rPr>
+              <w:t>lab-25-rsm-central-composite.xlsx</w:t>
+            </w:r>
+          </w:p>
+        </w:tc>
+        <w:tc>
+          <w:tcPr>
+            <w:tcW w:type="dxa" w:w="2160"/>
+          </w:tcPr>
+          <w:p>
+            <w:r/>
+            <w:r>
+              <w:rPr>
+                <w:rFonts w:ascii="Arial" w:hAnsi="Arial"/>
+                <w:b w:val="0"/>
+                <w:sz w:val="17"/>
+              </w:rPr>
+              <w:t>Dataset</w:t>
+            </w:r>
+          </w:p>
+        </w:tc>
+        <w:tc>
+          <w:tcPr>
+            <w:tcW w:type="dxa" w:w="2160"/>
+          </w:tcPr>
+          <w:p>
+            <w:r/>
+            <w:r>
+              <w:rPr>
+                <w:rFonts w:ascii="Arial" w:hAnsi="Arial"/>
+                <w:b w:val="0"/>
+                <w:sz w:val="17"/>
+              </w:rPr>
+              <w:t>A 13-run central composite design (4 factorial + 4 axial + 5 centre points) around the Lab 23 optimum, to find the true peak and test for curvature.</w:t>
+            </w:r>
+          </w:p>
+        </w:tc>
+      </w:tr>
+      <w:tr>
+        <w:tc>
+          <w:tcPr>
+            <w:tcW w:type="dxa" w:w="2160"/>
+          </w:tcPr>
+          <w:p>
+            <w:r/>
+            <w:r>
+              <w:rPr>
+                <w:rFonts w:ascii="Arial" w:hAnsi="Arial"/>
+                <w:b/>
+                <w:sz w:val="17"/>
+              </w:rPr>
+              <w:t>Lab 26</w:t>
+            </w:r>
+          </w:p>
+        </w:tc>
+        <w:tc>
+          <w:tcPr>
+            <w:tcW w:type="dxa" w:w="2160"/>
+          </w:tcPr>
+          <w:p>
+            <w:r/>
+            <w:r>
+              <w:rPr>
+                <w:rFonts w:ascii="Arial" w:hAnsi="Arial"/>
+                <w:b w:val="0"/>
+                <w:sz w:val="17"/>
+              </w:rPr>
+              <w:t>lab-26-fmea-worksheet.xlsx</w:t>
+            </w:r>
+          </w:p>
+        </w:tc>
+        <w:tc>
+          <w:tcPr>
+            <w:tcW w:type="dxa" w:w="2160"/>
+          </w:tcPr>
+          <w:p>
+            <w:r/>
+            <w:r>
+              <w:rPr>
+                <w:rFonts w:ascii="Arial" w:hAnsi="Arial"/>
+                <w:b w:val="0"/>
+                <w:sz w:val="17"/>
+              </w:rPr>
+              <w:t>Template</w:t>
+            </w:r>
+          </w:p>
+        </w:tc>
+        <w:tc>
+          <w:tcPr>
+            <w:tcW w:type="dxa" w:w="2160"/>
+          </w:tcPr>
+          <w:p>
+            <w:r/>
+            <w:r>
+              <w:rPr>
+                <w:rFonts w:ascii="Arial" w:hAnsi="Arial"/>
+                <w:b w:val="0"/>
+                <w:sz w:val="17"/>
+              </w:rPr>
+              <w:t>A process FMEA worksheet pre-loaded with the seven real failure modes from this project — you score Severity, Occurrence and Detection and compute the RPN.</w:t>
+            </w:r>
+          </w:p>
+        </w:tc>
+      </w:tr>
+      <w:tr>
+        <w:tc>
+          <w:tcPr>
+            <w:tcW w:type="dxa" w:w="2160"/>
+          </w:tcPr>
+          <w:p>
+            <w:r/>
+            <w:r>
+              <w:rPr>
+                <w:rFonts w:ascii="Arial" w:hAnsi="Arial"/>
+                <w:b/>
+                <w:sz w:val="17"/>
+              </w:rPr>
+              <w:t>Lab 27</w:t>
+            </w:r>
+          </w:p>
+        </w:tc>
+        <w:tc>
+          <w:tcPr>
+            <w:tcW w:type="dxa" w:w="2160"/>
+          </w:tcPr>
+          <w:p>
+            <w:r/>
+            <w:r>
+              <w:rPr>
+                <w:rFonts w:ascii="Arial" w:hAnsi="Arial"/>
+                <w:b w:val="0"/>
+                <w:sz w:val="17"/>
+              </w:rPr>
+              <w:t>lab-27-spc-control-charts.xlsx</w:t>
+            </w:r>
+          </w:p>
+        </w:tc>
+        <w:tc>
+          <w:tcPr>
+            <w:tcW w:type="dxa" w:w="2160"/>
+          </w:tcPr>
+          <w:p>
+            <w:r/>
+            <w:r>
+              <w:rPr>
+                <w:rFonts w:ascii="Arial" w:hAnsi="Arial"/>
+                <w:b w:val="0"/>
+                <w:sz w:val="17"/>
+              </w:rPr>
+              <w:t>Dataset</w:t>
+            </w:r>
+          </w:p>
+        </w:tc>
+        <w:tc>
+          <w:tcPr>
+            <w:tcW w:type="dxa" w:w="2160"/>
+          </w:tcPr>
+          <w:p>
+            <w:r/>
+            <w:r>
+              <w:rPr>
+                <w:rFonts w:ascii="Arial" w:hAnsi="Arial"/>
+                <w:b w:val="0"/>
+                <w:sz w:val="17"/>
+              </w:rPr>
+              <w:t>Post-improvement control data: 30 subgroups of 5 for an Xbar-R chart, 40 individual clamp-pressure readings for an I-MR chart, and 24 weeks of defective counts for a p chart.</w:t>
+            </w:r>
+          </w:p>
+        </w:tc>
+      </w:tr>
+      <w:tr>
+        <w:tc>
+          <w:tcPr>
+            <w:tcW w:type="dxa" w:w="2160"/>
+          </w:tcPr>
+          <w:p>
+            <w:r/>
+            <w:r>
+              <w:rPr>
+                <w:rFonts w:ascii="Arial" w:hAnsi="Arial"/>
+                <w:b/>
+                <w:sz w:val="17"/>
+              </w:rPr>
+              <w:t>Lab 28</w:t>
+            </w:r>
+          </w:p>
+        </w:tc>
+        <w:tc>
+          <w:tcPr>
+            <w:tcW w:type="dxa" w:w="2160"/>
+          </w:tcPr>
+          <w:p>
+            <w:r/>
+            <w:r>
+              <w:rPr>
+                <w:rFonts w:ascii="Arial" w:hAnsi="Arial"/>
+                <w:b w:val="0"/>
+                <w:sz w:val="17"/>
+              </w:rPr>
+              <w:t>lab-28-cusum-ewma-shortrun.xlsx</w:t>
+            </w:r>
+          </w:p>
+        </w:tc>
+        <w:tc>
+          <w:tcPr>
+            <w:tcW w:type="dxa" w:w="2160"/>
+          </w:tcPr>
+          <w:p>
+            <w:r/>
+            <w:r>
+              <w:rPr>
+                <w:rFonts w:ascii="Arial" w:hAnsi="Arial"/>
+                <w:b w:val="0"/>
+                <w:sz w:val="17"/>
+              </w:rPr>
+              <w:t>Dataset</w:t>
+            </w:r>
+          </w:p>
+        </w:tc>
+        <w:tc>
+          <w:tcPr>
+            <w:tcW w:type="dxa" w:w="2160"/>
+          </w:tcPr>
+          <w:p>
+            <w:r/>
+            <w:r>
+              <w:rPr>
+                <w:rFonts w:ascii="Arial" w:hAnsi="Arial"/>
+                <w:b w:val="0"/>
+                <w:sz w:val="17"/>
+              </w:rPr>
+              <w:t>60 individual readings containing a small 0.75-sigma sustained shift at point 31 — plus a short-run sheet with three part numbers and only 15 units each.</w:t>
+            </w:r>
+          </w:p>
+        </w:tc>
+      </w:tr>
+      <w:tr>
+        <w:tc>
+          <w:tcPr>
+            <w:tcW w:type="dxa" w:w="2160"/>
+          </w:tcPr>
+          <w:p>
+            <w:r/>
+            <w:r>
+              <w:rPr>
+                <w:rFonts w:ascii="Arial" w:hAnsi="Arial"/>
+                <w:b/>
+                <w:sz w:val="17"/>
+              </w:rPr>
+              <w:t>Lab 29</w:t>
+            </w:r>
+          </w:p>
+        </w:tc>
+        <w:tc>
+          <w:tcPr>
+            <w:tcW w:type="dxa" w:w="2160"/>
+          </w:tcPr>
+          <w:p>
+            <w:r/>
+            <w:r>
+              <w:rPr>
+                <w:rFonts w:ascii="Arial" w:hAnsi="Arial"/>
+                <w:b w:val="0"/>
+                <w:sz w:val="17"/>
+              </w:rPr>
+              <w:t>lab-29-multivariate-spc-control-plan.xlsx</w:t>
+            </w:r>
+          </w:p>
+        </w:tc>
+        <w:tc>
+          <w:tcPr>
+            <w:tcW w:type="dxa" w:w="2160"/>
+          </w:tcPr>
+          <w:p>
+            <w:r/>
+            <w:r>
+              <w:rPr>
+                <w:rFonts w:ascii="Arial" w:hAnsi="Arial"/>
+                <w:b w:val="0"/>
+                <w:sz w:val="17"/>
+              </w:rPr>
+              <w:t>Dataset</w:t>
+            </w:r>
+          </w:p>
+        </w:tc>
+        <w:tc>
+          <w:tcPr>
+            <w:tcW w:type="dxa" w:w="2160"/>
+          </w:tcPr>
+          <w:p>
+            <w:r/>
+            <w:r>
+              <w:rPr>
+                <w:rFonts w:ascii="Arial" w:hAnsi="Arial"/>
+                <w:b w:val="0"/>
+                <w:sz w:val="17"/>
+              </w:rPr>
+              <w:t>50 paired clamp/dwell readings where the two variables are normally correlated — plus the project's draft control plan to govern.</w:t>
+            </w:r>
+          </w:p>
+        </w:tc>
+      </w:tr>
+      <w:tr>
+        <w:tc>
+          <w:tcPr>
+            <w:tcW w:type="dxa" w:w="2160"/>
+          </w:tcPr>
+          <w:p>
+            <w:r/>
+            <w:r>
+              <w:rPr>
+                <w:rFonts w:ascii="Arial" w:hAnsi="Arial"/>
+                <w:b/>
+                <w:sz w:val="17"/>
+              </w:rPr>
+              <w:t>Lab 30</w:t>
+            </w:r>
+          </w:p>
+        </w:tc>
+        <w:tc>
+          <w:tcPr>
+            <w:tcW w:type="dxa" w:w="2160"/>
+          </w:tcPr>
+          <w:p>
+            <w:r/>
+            <w:r>
+              <w:rPr>
+                <w:rFonts w:ascii="Arial" w:hAnsi="Arial"/>
+                <w:b w:val="0"/>
+                <w:sz w:val="17"/>
+              </w:rPr>
+              <w:t>lab-30-benefit-validation.xlsx</w:t>
+            </w:r>
+          </w:p>
+        </w:tc>
+        <w:tc>
+          <w:tcPr>
+            <w:tcW w:type="dxa" w:w="2160"/>
+          </w:tcPr>
+          <w:p>
+            <w:r/>
+            <w:r>
+              <w:rPr>
+                <w:rFonts w:ascii="Arial" w:hAnsi="Arial"/>
+                <w:b w:val="0"/>
+                <w:sz w:val="17"/>
+              </w:rPr>
+              <w:t>Dataset</w:t>
+            </w:r>
+          </w:p>
+        </w:tc>
+        <w:tc>
+          <w:tcPr>
+            <w:tcW w:type="dxa" w:w="2160"/>
+          </w:tcPr>
+          <w:p>
+            <w:r/>
+            <w:r>
+              <w:rPr>
+                <w:rFonts w:ascii="Arial" w:hAnsi="Arial"/>
+                <w:b w:val="0"/>
+                <w:sz w:val="17"/>
+              </w:rPr>
+              <w:t>Before/after cost data, implementation costs and the project's headline metrics — validate the benefit the way Finance will.</w:t>
+            </w:r>
+          </w:p>
+        </w:tc>
+      </w:tr>
+      <w:tr>
+        <w:tc>
+          <w:tcPr>
+            <w:tcW w:type="dxa" w:w="2160"/>
+          </w:tcPr>
+          <w:p>
+            <w:r/>
+            <w:r>
+              <w:rPr>
+                <w:rFonts w:ascii="Arial" w:hAnsi="Arial"/>
+                <w:b/>
+                <w:sz w:val="17"/>
+              </w:rPr>
+              <w:t>Lab 31</w:t>
+            </w:r>
+          </w:p>
+        </w:tc>
+        <w:tc>
+          <w:tcPr>
+            <w:tcW w:type="dxa" w:w="2160"/>
+          </w:tcPr>
+          <w:p>
+            <w:r/>
+            <w:r>
+              <w:rPr>
+                <w:rFonts w:ascii="Arial" w:hAnsi="Arial"/>
+                <w:b w:val="0"/>
+                <w:sz w:val="17"/>
+              </w:rPr>
+              <w:t>lab-31-a3-storyboard.xlsx</w:t>
+            </w:r>
+          </w:p>
+        </w:tc>
+        <w:tc>
+          <w:tcPr>
+            <w:tcW w:type="dxa" w:w="2160"/>
+          </w:tcPr>
+          <w:p>
+            <w:r/>
+            <w:r>
+              <w:rPr>
+                <w:rFonts w:ascii="Arial" w:hAnsi="Arial"/>
+                <w:b w:val="0"/>
+                <w:sz w:val="17"/>
+              </w:rPr>
+              <w:t>Template</w:t>
+            </w:r>
+          </w:p>
+        </w:tc>
+        <w:tc>
+          <w:tcPr>
+            <w:tcW w:type="dxa" w:w="2160"/>
+          </w:tcPr>
+          <w:p>
+            <w:r/>
+            <w:r>
+              <w:rPr>
+                <w:rFonts w:ascii="Arial" w:hAnsi="Arial"/>
+                <w:b w:val="0"/>
+                <w:sz w:val="17"/>
+              </w:rPr>
+              <w:t>The A3 storyboard skeleton and an artifact traceability register that maps every lab output onto its panel.</w:t>
+            </w:r>
+          </w:p>
+        </w:tc>
+      </w:tr>
+      <w:tr>
+        <w:tc>
+          <w:tcPr>
+            <w:tcW w:type="dxa" w:w="2160"/>
+          </w:tcPr>
+          <w:p>
+            <w:r/>
+            <w:r>
+              <w:rPr>
+                <w:rFonts w:ascii="Arial" w:hAnsi="Arial"/>
+                <w:b/>
+                <w:sz w:val="17"/>
+              </w:rPr>
+              <w:t>Lab 32</w:t>
+            </w:r>
+          </w:p>
+        </w:tc>
+        <w:tc>
+          <w:tcPr>
+            <w:tcW w:type="dxa" w:w="2160"/>
+          </w:tcPr>
+          <w:p>
+            <w:r/>
+            <w:r>
+              <w:rPr>
+                <w:rFonts w:ascii="Arial" w:hAnsi="Arial"/>
+                <w:b w:val="0"/>
+                <w:sz w:val="17"/>
+              </w:rPr>
+              <w:t>lab-32-steering-committee-deck.xlsx</w:t>
+            </w:r>
+          </w:p>
+        </w:tc>
+        <w:tc>
+          <w:tcPr>
+            <w:tcW w:type="dxa" w:w="2160"/>
+          </w:tcPr>
+          <w:p>
+            <w:r/>
+            <w:r>
+              <w:rPr>
+                <w:rFonts w:ascii="Arial" w:hAnsi="Arial"/>
+                <w:b w:val="0"/>
+                <w:sz w:val="17"/>
+              </w:rPr>
+              <w:t>Template</w:t>
+            </w:r>
+          </w:p>
+        </w:tc>
+        <w:tc>
+          <w:tcPr>
+            <w:tcW w:type="dxa" w:w="2160"/>
+          </w:tcPr>
+          <w:p>
+            <w:r/>
+            <w:r>
+              <w:rPr>
+                <w:rFonts w:ascii="Arial" w:hAnsi="Arial"/>
+                <w:b w:val="0"/>
+                <w:sz w:val="17"/>
+              </w:rPr>
+              <w:t>A slide-by-slide plan for the 15-minute steering committee presentation, plus the anticipated challenge log.</w:t>
+            </w:r>
+          </w:p>
+        </w:tc>
+      </w:tr>
+      <w:tr>
+        <w:tc>
+          <w:tcPr>
+            <w:tcW w:type="dxa" w:w="2160"/>
+          </w:tcPr>
+          <w:p>
+            <w:r/>
+            <w:r>
+              <w:rPr>
+                <w:rFonts w:ascii="Arial" w:hAnsi="Arial"/>
+                <w:b/>
+                <w:sz w:val="17"/>
+              </w:rPr>
+              <w:t>Lab 33</w:t>
+            </w:r>
+          </w:p>
+        </w:tc>
+        <w:tc>
+          <w:tcPr>
+            <w:tcW w:type="dxa" w:w="2160"/>
+          </w:tcPr>
+          <w:p>
+            <w:r/>
+            <w:r>
+              <w:rPr>
+                <w:rFonts w:ascii="Arial" w:hAnsi="Arial"/>
+                <w:b w:val="0"/>
+                <w:sz w:val="17"/>
+              </w:rPr>
+              <w:t>lab-33-capstone-defence-rubric.xlsx</w:t>
+            </w:r>
+          </w:p>
+        </w:tc>
+        <w:tc>
+          <w:tcPr>
+            <w:tcW w:type="dxa" w:w="2160"/>
+          </w:tcPr>
+          <w:p>
+            <w:r/>
+            <w:r>
+              <w:rPr>
+                <w:rFonts w:ascii="Arial" w:hAnsi="Arial"/>
+                <w:b w:val="0"/>
+                <w:sz w:val="17"/>
+              </w:rPr>
+              <w:t>Template</w:t>
+            </w:r>
+          </w:p>
+        </w:tc>
+        <w:tc>
+          <w:tcPr>
+            <w:tcW w:type="dxa" w:w="2160"/>
+          </w:tcPr>
+          <w:p>
+            <w:r/>
+            <w:r>
+              <w:rPr>
+                <w:rFonts w:ascii="Arial" w:hAnsi="Arial"/>
+                <w:b w:val="0"/>
+                <w:sz w:val="17"/>
+              </w:rPr>
+              <w:t>The rubric your capstone is assessed against, plus a peer-review form for the labs you observe.</w:t>
+            </w:r>
+          </w:p>
+        </w:tc>
+      </w:tr>
+      <w:tr>
+        <w:tc>
+          <w:tcPr>
+            <w:tcW w:type="dxa" w:w="2160"/>
+          </w:tcPr>
+          <w:p>
+            <w:r/>
+            <w:r>
+              <w:rPr>
+                <w:rFonts w:ascii="Arial" w:hAnsi="Arial"/>
+                <w:b/>
+                <w:sz w:val="17"/>
+              </w:rPr>
+              <w:t>Lab 34</w:t>
+            </w:r>
+          </w:p>
+        </w:tc>
+        <w:tc>
+          <w:tcPr>
+            <w:tcW w:type="dxa" w:w="2160"/>
+          </w:tcPr>
+          <w:p>
+            <w:r/>
+            <w:r>
+              <w:rPr>
+                <w:rFonts w:ascii="Arial" w:hAnsi="Arial"/>
+                <w:b w:val="0"/>
+                <w:sz w:val="17"/>
+              </w:rPr>
+              <w:t>lab-34-lessons-learned-mentoring.xlsx</w:t>
+            </w:r>
+          </w:p>
+        </w:tc>
+        <w:tc>
+          <w:tcPr>
+            <w:tcW w:type="dxa" w:w="2160"/>
+          </w:tcPr>
+          <w:p>
+            <w:r/>
+            <w:r>
+              <w:rPr>
+                <w:rFonts w:ascii="Arial" w:hAnsi="Arial"/>
+                <w:b w:val="0"/>
+                <w:sz w:val="17"/>
+              </w:rPr>
+              <w:t>Template</w:t>
+            </w:r>
+          </w:p>
+        </w:tc>
+        <w:tc>
+          <w:tcPr>
+            <w:tcW w:type="dxa" w:w="2160"/>
+          </w:tcPr>
+          <w:p>
+            <w:r/>
+            <w:r>
+              <w:rPr>
+                <w:rFonts w:ascii="Arial" w:hAnsi="Arial"/>
+                <w:b w:val="0"/>
+                <w:sz w:val="17"/>
+              </w:rPr>
+              <w:t>A lessons-learned register, a Green Belt mentoring plan and your personal Black Belt development plan.</w:t>
             </w:r>
           </w:p>
         </w:tc>

--- a/courseware/LP-Certified Lean Six Sigma Black Belt (CLSSBB) Training.docx
+++ b/courseware/LP-Certified Lean Six Sigma Black Belt (CLSSBB) Training.docx
@@ -468,7 +468,7 @@
               <w:rPr>
                 <w:sz w:val="19"/>
               </w:rPr>
-              <w:t>3</w:t>
+              <w:t>4</w:t>
             </w:r>
           </w:p>
         </w:tc>
@@ -550,7 +550,7 @@
         </w:rPr>
         <w:t>Course Information</w:t>
         <w:tab/>
-        <w:t>4</w:t>
+        <w:t>6</w:t>
       </w:r>
     </w:p>
     <w:p>
@@ -569,7 +569,7 @@
         </w:rPr>
         <w:t>Learning Outcomes</w:t>
         <w:tab/>
-        <w:t>4</w:t>
+        <w:t>6</w:t>
       </w:r>
     </w:p>
     <w:p>
@@ -588,7 +588,7 @@
         </w:rPr>
         <w:t>Assessment</w:t>
         <w:tab/>
-        <w:t>4</w:t>
+        <w:t>6</w:t>
       </w:r>
     </w:p>
     <w:p>
@@ -607,7 +607,7 @@
         </w:rPr>
         <w:t>Course Schedule</w:t>
         <w:tab/>
-        <w:t>4</w:t>
+        <w:t>7</w:t>
       </w:r>
     </w:p>
     <w:p>
@@ -627,7 +627,7 @@
         </w:rPr>
         <w:t>Day 1 — The Black Belt role, portfolio selection, capstone chartering and Define</w:t>
         <w:tab/>
-        <w:t>4</w:t>
+        <w:t>7</w:t>
       </w:r>
     </w:p>
     <w:p>
@@ -647,7 +647,7 @@
         </w:rPr>
         <w:t>Day 2 — Measure — advanced measurement systems, attribute MSA and capability</w:t>
         <w:tab/>
-        <w:t>4</w:t>
+        <w:t>8</w:t>
       </w:r>
     </w:p>
     <w:p>
@@ -667,7 +667,7 @@
         </w:rPr>
         <w:t>Day 3 — Analyze — multiple regression, ANOVA, non-parametric and multi-vari</w:t>
         <w:tab/>
-        <w:t>4</w:t>
+        <w:t>9</w:t>
       </w:r>
     </w:p>
     <w:p>
@@ -687,7 +687,7 @@
         </w:rPr>
         <w:t>Day 4 — Improve and Control — DOE, RSM and advanced SPC</w:t>
         <w:tab/>
-        <w:t>4</w:t>
+        <w:t>10</w:t>
       </w:r>
     </w:p>
     <w:p>
@@ -707,7 +707,7 @@
         </w:rPr>
         <w:t>Day 5 — Capstone project consolidation and steering committee presentation</w:t>
         <w:tab/>
-        <w:t>4</w:t>
+        <w:t>11</w:t>
       </w:r>
     </w:p>
     <w:p>
@@ -726,7 +726,7 @@
         </w:rPr>
         <w:t>Lab Reference (aligned to the DMAIC phases)</w:t>
         <w:tab/>
-        <w:t>4</w:t>
+        <w:t>12</w:t>
       </w:r>
     </w:p>
     <w:p>
@@ -745,7 +745,7 @@
         </w:rPr>
         <w:t>Lab Data Files and Materials</w:t>
         <w:tab/>
-        <w:t>1</w:t>
+        <w:t>13</w:t>
       </w:r>
     </w:p>
     <w:p>
